--- a/PO Template/MIMOS_Academy_Blank_Purchase_Order_Template.docx
+++ b/PO Template/MIMOS_Academy_Blank_Purchase_Order_Template.docx
@@ -33,7 +33,7 @@
             <w:r>
               <w:drawing>
                 <wp:inline xmlns:a="http://schemas.openxmlformats.org/drawingml/2006/main" xmlns:pic="http://schemas.openxmlformats.org/drawingml/2006/picture">
-                  <wp:extent cx="1188720" cy="442204"/>
+                  <wp:extent cx="1524000" cy="566928"/>
                   <wp:docPr id="1" name="Picture 1"/>
                   <wp:cNvGraphicFramePr>
                     <a:graphicFrameLocks noChangeAspect="1"/>
@@ -54,7 +54,7 @@
                         <pic:spPr>
                           <a:xfrm>
                             <a:off x="0" y="0"/>
-                            <a:ext cx="1188720" cy="442204"/>
+                            <a:ext cx="1524000" cy="566928"/>
                           </a:xfrm>
                           <a:prstGeom prst="rect"/>
                         </pic:spPr>
@@ -223,22 +223,45 @@
                 <w:tcPr>
                   <w:tcW w:type="dxa" w:w="5379"/>
                   <w:gridSpan w:val="3"/>
-                  <w:shd w:fill="000000" w:val="clear"/>
                 </w:tcPr>
                 <w:p>
                   <w:pPr>
-                    <w:spacing w:after="0" w:before="0" w:line="240" w:lineRule="auto"/>
                     <w:jc w:val="center"/>
                   </w:pPr>
+                  <w:r/>
                   <w:r>
-                    <w:rPr>
-                      <w:rFonts w:ascii="Helvetica" w:hAnsi="Helvetica"/>
-                      <w:b/>
-                      <w:i w:val="0"/>
-                      <w:color w:val="FFFFFF"/>
-                      <w:sz w:val="18"/>
-                    </w:rPr>
-                    <w:t>PURCHASE ORDER</w:t>
+                    <w:drawing>
+                      <wp:inline xmlns:a="http://schemas.openxmlformats.org/drawingml/2006/main" xmlns:pic="http://schemas.openxmlformats.org/drawingml/2006/picture">
+                        <wp:extent cx="3200400" cy="171773"/>
+                        <wp:docPr id="2" name="Picture 2"/>
+                        <wp:cNvGraphicFramePr>
+                          <a:graphicFrameLocks noChangeAspect="1"/>
+                        </wp:cNvGraphicFramePr>
+                        <a:graphic>
+                          <a:graphicData uri="http://schemas.openxmlformats.org/drawingml/2006/picture">
+                            <pic:pic>
+                              <pic:nvPicPr>
+                                <pic:cNvPr id="0" name="pixmap_19.png"/>
+                                <pic:cNvPicPr/>
+                              </pic:nvPicPr>
+                              <pic:blipFill>
+                                <a:blip r:embed="rId10"/>
+                                <a:stretch>
+                                  <a:fillRect/>
+                                </a:stretch>
+                              </pic:blipFill>
+                              <pic:spPr>
+                                <a:xfrm>
+                                  <a:off x="0" y="0"/>
+                                  <a:ext cx="3200400" cy="171773"/>
+                                </a:xfrm>
+                                <a:prstGeom prst="rect"/>
+                              </pic:spPr>
+                            </pic:pic>
+                          </a:graphicData>
+                        </a:graphic>
+                      </wp:inline>
+                    </w:drawing>
                   </w:r>
                 </w:p>
               </w:tc>
@@ -1054,6 +1077,71 @@
         </w:tblBorders>
       </w:tblPr>
       <w:tblGrid>
+        <w:gridCol w:w="10080"/>
+      </w:tblGrid>
+      <w:tr>
+        <w:tc>
+          <w:tcPr>
+            <w:tcW w:type="dxa" w:w="10757"/>
+          </w:tcPr>
+          <w:p>
+            <w:pPr>
+              <w:jc w:val="center"/>
+            </w:pPr>
+            <w:r/>
+            <w:r>
+              <w:drawing>
+                <wp:inline xmlns:a="http://schemas.openxmlformats.org/drawingml/2006/main" xmlns:pic="http://schemas.openxmlformats.org/drawingml/2006/picture">
+                  <wp:extent cx="6400800" cy="179702"/>
+                  <wp:docPr id="3" name="Picture 3"/>
+                  <wp:cNvGraphicFramePr>
+                    <a:graphicFrameLocks noChangeAspect="1"/>
+                  </wp:cNvGraphicFramePr>
+                  <a:graphic>
+                    <a:graphicData uri="http://schemas.openxmlformats.org/drawingml/2006/picture">
+                      <pic:pic>
+                        <pic:nvPicPr>
+                          <pic:cNvPr id="0" name="pixmap_31.png"/>
+                          <pic:cNvPicPr/>
+                        </pic:nvPicPr>
+                        <pic:blipFill>
+                          <a:blip r:embed="rId11"/>
+                          <a:stretch>
+                            <a:fillRect/>
+                          </a:stretch>
+                        </pic:blipFill>
+                        <pic:spPr>
+                          <a:xfrm>
+                            <a:off x="0" y="0"/>
+                            <a:ext cx="6400800" cy="179702"/>
+                          </a:xfrm>
+                          <a:prstGeom prst="rect"/>
+                        </pic:spPr>
+                      </pic:pic>
+                    </a:graphicData>
+                  </a:graphic>
+                </wp:inline>
+              </w:drawing>
+            </w:r>
+          </w:p>
+        </w:tc>
+      </w:tr>
+    </w:tbl>
+    <w:tbl>
+      <w:tblPr>
+        <w:tblW w:type="auto" w:w="0"/>
+        <w:tblLayout w:type="fixed"/>
+        <w:tblLook w:firstColumn="1" w:firstRow="1" w:lastColumn="0" w:lastRow="0" w:noHBand="0" w:noVBand="1" w:val="04A0"/>
+        <w:tblBorders>
+          <w:top w:val="single" w:sz="4" w:space="0" w:color="000000"/>
+          <w:left w:val="single" w:sz="4" w:space="0" w:color="000000"/>
+          <w:bottom w:val="single" w:sz="4" w:space="0" w:color="000000"/>
+          <w:right w:val="single" w:sz="4" w:space="0" w:color="000000"/>
+          <w:insideH w:val="single" w:sz="4" w:space="0" w:color="000000"/>
+          <w:insideV w:val="single" w:sz="4" w:space="0" w:color="000000"/>
+        </w:tblBorders>
+      </w:tblPr>
+      <w:tblGrid>
         <w:gridCol w:w="680"/>
         <w:gridCol w:w="3175"/>
         <w:gridCol w:w="1644"/>
@@ -1765,9 +1853,6 @@
       </w:tr>
     </w:tbl>
     <w:p>
-      <w:pPr>
-        <w:spacing w:after="40"/>
-      </w:pPr>
       <w:r>
         <w:rPr>
           <w:rFonts w:ascii="Courier" w:hAnsi="Courier"/>
@@ -1817,12 +1902,15 @@
             <w:tcW w:type="dxa" w:w="5378"/>
           </w:tcPr>
           <w:p>
+            <w:pPr>
+              <w:jc w:val="left"/>
+            </w:pPr>
             <w:r/>
             <w:r>
               <w:drawing>
                 <wp:inline xmlns:a="http://schemas.openxmlformats.org/drawingml/2006/main" xmlns:pic="http://schemas.openxmlformats.org/drawingml/2006/picture">
-                  <wp:extent cx="1188720" cy="442204"/>
-                  <wp:docPr id="2" name="Picture 2"/>
+                  <wp:extent cx="1524000" cy="566928"/>
+                  <wp:docPr id="4" name="Picture 4"/>
                   <wp:cNvGraphicFramePr>
                     <a:graphicFrameLocks noChangeAspect="1"/>
                   </wp:cNvGraphicFramePr>
@@ -1842,7 +1930,7 @@
                         <pic:spPr>
                           <a:xfrm>
                             <a:off x="0" y="0"/>
-                            <a:ext cx="1188720" cy="442204"/>
+                            <a:ext cx="1524000" cy="566928"/>
                           </a:xfrm>
                           <a:prstGeom prst="rect"/>
                         </pic:spPr>
@@ -2011,22 +2099,45 @@
                 <w:tcPr>
                   <w:tcW w:type="dxa" w:w="5379"/>
                   <w:gridSpan w:val="3"/>
-                  <w:shd w:fill="000000" w:val="clear"/>
                 </w:tcPr>
                 <w:p>
                   <w:pPr>
-                    <w:spacing w:after="0" w:before="0" w:line="240" w:lineRule="auto"/>
                     <w:jc w:val="center"/>
                   </w:pPr>
+                  <w:r/>
                   <w:r>
-                    <w:rPr>
-                      <w:rFonts w:ascii="Helvetica" w:hAnsi="Helvetica"/>
-                      <w:b/>
-                      <w:i w:val="0"/>
-                      <w:color w:val="FFFFFF"/>
-                      <w:sz w:val="18"/>
-                    </w:rPr>
-                    <w:t>PURCHASE ORDER</w:t>
+                    <w:drawing>
+                      <wp:inline xmlns:a="http://schemas.openxmlformats.org/drawingml/2006/main" xmlns:pic="http://schemas.openxmlformats.org/drawingml/2006/picture">
+                        <wp:extent cx="3200400" cy="171773"/>
+                        <wp:docPr id="5" name="Picture 5"/>
+                        <wp:cNvGraphicFramePr>
+                          <a:graphicFrameLocks noChangeAspect="1"/>
+                        </wp:cNvGraphicFramePr>
+                        <a:graphic>
+                          <a:graphicData uri="http://schemas.openxmlformats.org/drawingml/2006/picture">
+                            <pic:pic>
+                              <pic:nvPicPr>
+                                <pic:cNvPr id="0" name="pixmap_19.png"/>
+                                <pic:cNvPicPr/>
+                              </pic:nvPicPr>
+                              <pic:blipFill>
+                                <a:blip r:embed="rId10"/>
+                                <a:stretch>
+                                  <a:fillRect/>
+                                </a:stretch>
+                              </pic:blipFill>
+                              <pic:spPr>
+                                <a:xfrm>
+                                  <a:off x="0" y="0"/>
+                                  <a:ext cx="3200400" cy="171773"/>
+                                </a:xfrm>
+                                <a:prstGeom prst="rect"/>
+                              </pic:spPr>
+                            </pic:pic>
+                          </a:graphicData>
+                        </a:graphic>
+                      </wp:inline>
+                    </w:drawing>
                   </w:r>
                 </w:p>
               </w:tc>
@@ -2847,13 +2958,14 @@
         <w:gridCol w:w="1644"/>
         <w:gridCol w:w="567"/>
         <w:gridCol w:w="624"/>
-        <w:gridCol w:w="1871"/>
+        <w:gridCol w:w="680"/>
+        <w:gridCol w:w="1191"/>
         <w:gridCol w:w="2211"/>
       </w:tblGrid>
       <w:tr>
         <w:tc>
           <w:tcPr>
-            <w:tcW w:type="dxa" w:w="1537"/>
+            <w:tcW w:type="dxa" w:w="1345"/>
           </w:tcPr>
           <w:p>
             <w:pPr>
@@ -2873,7 +2985,7 @@
         </w:tc>
         <w:tc>
           <w:tcPr>
-            <w:tcW w:type="dxa" w:w="1537"/>
+            <w:tcW w:type="dxa" w:w="1345"/>
           </w:tcPr>
           <w:p>
             <w:pPr>
@@ -2893,7 +3005,7 @@
         </w:tc>
         <w:tc>
           <w:tcPr>
-            <w:tcW w:type="dxa" w:w="1537"/>
+            <w:tcW w:type="dxa" w:w="1345"/>
           </w:tcPr>
           <w:p>
             <w:pPr>
@@ -2913,7 +3025,7 @@
         </w:tc>
         <w:tc>
           <w:tcPr>
-            <w:tcW w:type="dxa" w:w="1537"/>
+            <w:tcW w:type="dxa" w:w="1345"/>
           </w:tcPr>
           <w:p>
             <w:pPr>
@@ -2933,7 +3045,7 @@
         </w:tc>
         <w:tc>
           <w:tcPr>
-            <w:tcW w:type="dxa" w:w="1537"/>
+            <w:tcW w:type="dxa" w:w="1345"/>
           </w:tcPr>
           <w:p>
             <w:pPr>
@@ -2953,7 +3065,8 @@
         </w:tc>
         <w:tc>
           <w:tcPr>
-            <w:tcW w:type="dxa" w:w="1537"/>
+            <w:tcW w:type="dxa" w:w="2690"/>
+            <w:gridSpan w:val="2"/>
           </w:tcPr>
           <w:p>
             <w:pPr>
@@ -2972,10 +3085,25 @@
               <w:t>(Currency MYR)</w:t>
             </w:r>
           </w:p>
+          <w:p>
+            <w:pPr>
+              <w:spacing w:after="0" w:before="0" w:line="240" w:lineRule="auto"/>
+              <w:jc w:val="center"/>
+            </w:pPr>
+            <w:r>
+              <w:rPr>
+                <w:rFonts w:ascii="Helvetica" w:hAnsi="Helvetica"/>
+                <w:b w:val="0"/>
+                <w:i w:val="0"/>
+                <w:sz w:val="12"/>
+              </w:rPr>
+              <w:t>Unit Price P2</w:t>
+            </w:r>
+          </w:p>
         </w:tc>
         <w:tc>
           <w:tcPr>
-            <w:tcW w:type="dxa" w:w="1537"/>
+            <w:tcW w:type="dxa" w:w="1345"/>
           </w:tcPr>
           <w:p>
             <w:pPr>
@@ -2999,7 +3127,7 @@
       <w:tr>
         <w:tc>
           <w:tcPr>
-            <w:tcW w:type="dxa" w:w="1537"/>
+            <w:tcW w:type="dxa" w:w="1345"/>
           </w:tcPr>
           <w:p>
             <w:pPr>
@@ -3018,7 +3146,7 @@
         </w:tc>
         <w:tc>
           <w:tcPr>
-            <w:tcW w:type="dxa" w:w="1537"/>
+            <w:tcW w:type="dxa" w:w="1345"/>
           </w:tcPr>
           <w:p>
             <w:pPr>
@@ -3037,7 +3165,7 @@
         </w:tc>
         <w:tc>
           <w:tcPr>
-            <w:tcW w:type="dxa" w:w="1537"/>
+            <w:tcW w:type="dxa" w:w="1345"/>
           </w:tcPr>
           <w:p>
             <w:pPr>
@@ -3056,7 +3184,7 @@
         </w:tc>
         <w:tc>
           <w:tcPr>
-            <w:tcW w:type="dxa" w:w="1537"/>
+            <w:tcW w:type="dxa" w:w="1345"/>
           </w:tcPr>
           <w:p>
             <w:pPr>
@@ -3075,7 +3203,7 @@
         </w:tc>
         <w:tc>
           <w:tcPr>
-            <w:tcW w:type="dxa" w:w="1537"/>
+            <w:tcW w:type="dxa" w:w="1345"/>
           </w:tcPr>
           <w:p>
             <w:pPr>
@@ -3094,7 +3222,7 @@
         </w:tc>
         <w:tc>
           <w:tcPr>
-            <w:tcW w:type="dxa" w:w="1537"/>
+            <w:tcW w:type="dxa" w:w="1345"/>
           </w:tcPr>
           <w:p>
             <w:pPr>
@@ -3113,7 +3241,26 @@
         </w:tc>
         <w:tc>
           <w:tcPr>
-            <w:tcW w:type="dxa" w:w="1537"/>
+            <w:tcW w:type="dxa" w:w="1345"/>
+          </w:tcPr>
+          <w:p>
+            <w:pPr>
+              <w:spacing w:after="0" w:before="0" w:line="240" w:lineRule="auto"/>
+              <w:jc w:val="left"/>
+            </w:pPr>
+            <w:r>
+              <w:rPr>
+                <w:rFonts w:ascii="Courier" w:hAnsi="Courier"/>
+                <w:b w:val="0"/>
+                <w:i w:val="0"/>
+                <w:sz w:val="16"/>
+              </w:rPr>
+            </w:r>
+          </w:p>
+        </w:tc>
+        <w:tc>
+          <w:tcPr>
+            <w:tcW w:type="dxa" w:w="1345"/>
           </w:tcPr>
           <w:p>
             <w:pPr>
@@ -3134,7 +3281,7 @@
       <w:tr>
         <w:tc>
           <w:tcPr>
-            <w:tcW w:type="dxa" w:w="1537"/>
+            <w:tcW w:type="dxa" w:w="1345"/>
           </w:tcPr>
           <w:p>
             <w:pPr>
@@ -3153,7 +3300,7 @@
         </w:tc>
         <w:tc>
           <w:tcPr>
-            <w:tcW w:type="dxa" w:w="1537"/>
+            <w:tcW w:type="dxa" w:w="1345"/>
           </w:tcPr>
           <w:p>
             <w:pPr>
@@ -3172,7 +3319,7 @@
         </w:tc>
         <w:tc>
           <w:tcPr>
-            <w:tcW w:type="dxa" w:w="1537"/>
+            <w:tcW w:type="dxa" w:w="1345"/>
           </w:tcPr>
           <w:p>
             <w:pPr>
@@ -3191,7 +3338,7 @@
         </w:tc>
         <w:tc>
           <w:tcPr>
-            <w:tcW w:type="dxa" w:w="1537"/>
+            <w:tcW w:type="dxa" w:w="1345"/>
           </w:tcPr>
           <w:p>
             <w:pPr>
@@ -3210,7 +3357,7 @@
         </w:tc>
         <w:tc>
           <w:tcPr>
-            <w:tcW w:type="dxa" w:w="1537"/>
+            <w:tcW w:type="dxa" w:w="1345"/>
           </w:tcPr>
           <w:p>
             <w:pPr>
@@ -3229,57 +3376,7 @@
         </w:tc>
         <w:tc>
           <w:tcPr>
-            <w:tcW w:type="dxa" w:w="1537"/>
-          </w:tcPr>
-          <w:p>
-            <w:pPr>
-              <w:spacing w:after="0" w:before="0" w:line="240" w:lineRule="auto"/>
-              <w:jc w:val="left"/>
-            </w:pPr>
-            <w:r>
-              <w:rPr>
-                <w:rFonts w:ascii="Courier" w:hAnsi="Courier"/>
-                <w:b w:val="0"/>
-                <w:i w:val="0"/>
-                <w:sz w:val="18"/>
-              </w:rPr>
-              <w:t>Sub Total</w:t>
-              <w:br/>
-              <w:t>Service Tax</w:t>
-              <w:br/>
-              <w:t>Sales Tax</w:t>
-            </w:r>
-          </w:p>
-        </w:tc>
-        <w:tc>
-          <w:tcPr>
-            <w:tcW w:type="dxa" w:w="1537"/>
-          </w:tcPr>
-          <w:p>
-            <w:pPr>
-              <w:spacing w:after="0" w:before="0" w:line="240" w:lineRule="auto"/>
-              <w:jc w:val="right"/>
-            </w:pPr>
-            <w:r>
-              <w:rPr>
-                <w:rFonts w:ascii="Courier" w:hAnsi="Courier"/>
-                <w:b w:val="0"/>
-                <w:i w:val="0"/>
-                <w:sz w:val="18"/>
-              </w:rPr>
-              <w:t>5,000.00</w:t>
-              <w:br/>
-              <w:t>400.00</w:t>
-              <w:br/>
-              <w:t>0.00</w:t>
-            </w:r>
-          </w:p>
-        </w:tc>
-      </w:tr>
-      <w:tr>
-        <w:tc>
-          <w:tcPr>
-            <w:tcW w:type="dxa" w:w="1537"/>
+            <w:tcW w:type="dxa" w:w="1345"/>
           </w:tcPr>
           <w:p>
             <w:pPr>
@@ -3298,7 +3395,34 @@
         </w:tc>
         <w:tc>
           <w:tcPr>
-            <w:tcW w:type="dxa" w:w="1537"/>
+            <w:tcW w:type="dxa" w:w="2690"/>
+            <w:gridSpan w:val="2"/>
+          </w:tcPr>
+          <w:p>
+            <w:pPr>
+              <w:spacing w:after="0" w:before="0" w:line="240" w:lineRule="auto"/>
+              <w:jc w:val="right"/>
+            </w:pPr>
+            <w:r>
+              <w:rPr>
+                <w:rFonts w:ascii="Courier" w:hAnsi="Courier"/>
+                <w:b w:val="0"/>
+                <w:i w:val="0"/>
+                <w:sz w:val="18"/>
+              </w:rPr>
+              <w:t>Sub Total 5,000.00</w:t>
+              <w:br/>
+              <w:t>Service Tax 400.00</w:t>
+              <w:br/>
+              <w:t>Sales Tax 0.00</w:t>
+            </w:r>
+          </w:p>
+        </w:tc>
+      </w:tr>
+      <w:tr>
+        <w:tc>
+          <w:tcPr>
+            <w:tcW w:type="dxa" w:w="1345"/>
           </w:tcPr>
           <w:p>
             <w:pPr>
@@ -3317,7 +3441,7 @@
         </w:tc>
         <w:tc>
           <w:tcPr>
-            <w:tcW w:type="dxa" w:w="1537"/>
+            <w:tcW w:type="dxa" w:w="1345"/>
           </w:tcPr>
           <w:p>
             <w:pPr>
@@ -3336,7 +3460,7 @@
         </w:tc>
         <w:tc>
           <w:tcPr>
-            <w:tcW w:type="dxa" w:w="1537"/>
+            <w:tcW w:type="dxa" w:w="1345"/>
           </w:tcPr>
           <w:p>
             <w:pPr>
@@ -3355,7 +3479,8 @@
         </w:tc>
         <w:tc>
           <w:tcPr>
-            <w:tcW w:type="dxa" w:w="1537"/>
+            <w:tcW w:type="dxa" w:w="4035"/>
+            <w:gridSpan w:val="3"/>
           </w:tcPr>
           <w:p>
             <w:pPr>
@@ -3374,7 +3499,7 @@
         </w:tc>
         <w:tc>
           <w:tcPr>
-            <w:tcW w:type="dxa" w:w="3074"/>
+            <w:tcW w:type="dxa" w:w="2690"/>
             <w:gridSpan w:val="2"/>
           </w:tcPr>
           <w:p>
@@ -3397,7 +3522,7 @@
       <w:tr>
         <w:tc>
           <w:tcPr>
-            <w:tcW w:type="dxa" w:w="1537"/>
+            <w:tcW w:type="dxa" w:w="1345"/>
           </w:tcPr>
           <w:p>
             <w:pPr>
@@ -3416,7 +3541,7 @@
         </w:tc>
         <w:tc>
           <w:tcPr>
-            <w:tcW w:type="dxa" w:w="1537"/>
+            <w:tcW w:type="dxa" w:w="1345"/>
           </w:tcPr>
           <w:p>
             <w:pPr>
@@ -3435,7 +3560,7 @@
         </w:tc>
         <w:tc>
           <w:tcPr>
-            <w:tcW w:type="dxa" w:w="1537"/>
+            <w:tcW w:type="dxa" w:w="1345"/>
           </w:tcPr>
           <w:p>
             <w:pPr>
@@ -3454,8 +3579,8 @@
         </w:tc>
         <w:tc>
           <w:tcPr>
-            <w:tcW w:type="dxa" w:w="3074"/>
-            <w:gridSpan w:val="2"/>
+            <w:tcW w:type="dxa" w:w="4035"/>
+            <w:gridSpan w:val="3"/>
           </w:tcPr>
           <w:p>
             <w:pPr>
@@ -3477,7 +3602,7 @@
         </w:tc>
         <w:tc>
           <w:tcPr>
-            <w:tcW w:type="dxa" w:w="3074"/>
+            <w:tcW w:type="dxa" w:w="2690"/>
             <w:gridSpan w:val="2"/>
           </w:tcPr>
           <w:p>
@@ -3613,9 +3738,6 @@
       </w:tr>
     </w:tbl>
     <w:p>
-      <w:pPr>
-        <w:spacing w:after="40"/>
-      </w:pPr>
       <w:r>
         <w:rPr>
           <w:rFonts w:ascii="Courier" w:hAnsi="Courier"/>
